--- a/TerpAdvisor_PRD.docx
+++ b/TerpAdvisor_PRD.docx
@@ -3536,6 +3536,38 @@
           </w:tcPr>
           <w:p>
             <w:r>
+              <w:t>/plan</w:t>
+            </w:r>
+          </w:p>
+        </w:tc>
+        <w:tc>
+          <w:tcPr>
+            <w:tcW w:type="dxa" w:w="2880"/>
+          </w:tcPr>
+          <w:p>
+            <w:r>
+              <w:t>plan/page.tsx</w:t>
+            </w:r>
+          </w:p>
+        </w:tc>
+        <w:tc>
+          <w:tcPr>
+            <w:tcW w:type="dxa" w:w="2880"/>
+          </w:tcPr>
+          <w:p>
+            <w:r>
+              <w:t>Multi-semester graduation roadmap view</w:t>
+            </w:r>
+          </w:p>
+        </w:tc>
+      </w:tr>
+      <w:tr>
+        <w:tc>
+          <w:tcPr>
+            <w:tcW w:type="dxa" w:w="2880"/>
+          </w:tcPr>
+          <w:p>
+            <w:r>
               <w:t>/wishlist</w:t>
             </w:r>
           </w:p>
@@ -5958,6 +5990,28 @@
           <w:p>
             <w:r>
               <w:t>Wishlist page</w:t>
+            </w:r>
+          </w:p>
+        </w:tc>
+        <w:tc>
+          <w:tcPr>
+            <w:tcW w:type="dxa" w:w="4320"/>
+          </w:tcPr>
+          <w:p>
+            <w:r>
+              <w:t>✅ Done</w:t>
+            </w:r>
+          </w:p>
+        </w:tc>
+      </w:tr>
+      <w:tr>
+        <w:tc>
+          <w:tcPr>
+            <w:tcW w:type="dxa" w:w="4320"/>
+          </w:tcPr>
+          <w:p>
+            <w:r>
+              <w:t>Graduation planner page (multi-semester roadmap)</w:t>
             </w:r>
           </w:p>
         </w:tc>
